--- a/Brief_Scout_Media_Business_Plan.docx
+++ b/Brief_Scout_Media_Business_Plan.docx
@@ -394,7 +394,22 @@
           <w:i w:val="0"/>
           <w:sz w:val="22"/>
         </w:rPr>
-        <w:t>.</w:t>
+        <w:t xml:space="preserve">. These are deliberately conservative base-case figures; the proprietary </w:t>
+      </w:r>
+      <w:r>
+        <w:rPr>
+          <w:b/>
+          <w:i w:val="0"/>
+          <w:sz w:val="22"/>
+        </w:rPr>
+        <w:t>discovery engine</w:t>
+      </w:r>
+      <w:r>
+        <w:rPr>
+          <w:i w:val="0"/>
+          <w:sz w:val="22"/>
+        </w:rPr>
+        <w:t xml:space="preserve"> (Section 4.5) improves the Year-2/3 outlook by cutting content cost and lifting membership.</w:t>
       </w:r>
     </w:p>
     <w:p>
@@ -4492,6 +4507,996 @@
     </w:p>
     <w:p>
       <w:pPr>
+        <w:spacing w:before="200" w:after="80"/>
+      </w:pPr>
+      <w:r>
+        <w:rPr>
+          <w:b/>
+          <w:color w:val="2A9D8F"/>
+          <w:sz w:val="27"/>
+        </w:rPr>
+        <w:t>4.5 The Discovery Engine — the asset that powers it all</w:t>
+      </w:r>
+    </w:p>
+    <w:p>
+      <w:pPr>
+        <w:spacing w:after="120"/>
+        <w:jc w:val="both"/>
+      </w:pPr>
+      <w:r>
+        <w:rPr>
+          <w:i w:val="0"/>
+          <w:sz w:val="22"/>
+        </w:rPr>
+        <w:t xml:space="preserve">Brief Scout Media is not merely a newsletter that scouts; it is a </w:t>
+      </w:r>
+      <w:r>
+        <w:rPr>
+          <w:b/>
+          <w:i w:val="0"/>
+          <w:sz w:val="22"/>
+        </w:rPr>
+        <w:t>local discovery engine</w:t>
+      </w:r>
+      <w:r>
+        <w:rPr>
+          <w:i w:val="0"/>
+          <w:sz w:val="22"/>
+        </w:rPr>
+        <w:t xml:space="preserve"> that happens to publish a newsletter. The company systematically mines public signals — the county's weekly new-business licenses, a satellite-town beat from LaFayette to Cleveland to the Sequatchie Valley, the maker markets and the food incubator — and uses AI to find and pre-research candidates, with a human always verifying, visiting, building the relationship, and writing the story. The newsletter is the most visible </w:t>
+      </w:r>
+      <w:r>
+        <w:rPr>
+          <w:b/>
+          <w:i w:val="0"/>
+          <w:sz w:val="22"/>
+        </w:rPr>
+        <w:t>output</w:t>
+      </w:r>
+      <w:r>
+        <w:rPr>
+          <w:i w:val="0"/>
+          <w:sz w:val="22"/>
+        </w:rPr>
+        <w:t xml:space="preserve"> of the engine, not the whole business.</w:t>
+      </w:r>
+    </w:p>
+    <w:p>
+      <w:pPr>
+        <w:spacing w:after="120"/>
+        <w:jc w:val="left"/>
+      </w:pPr>
+      <w:r>
+        <w:rPr>
+          <w:b/>
+          <w:i w:val="0"/>
+          <w:sz w:val="22"/>
+        </w:rPr>
+        <w:t>The revenue model does not change</w:t>
+      </w:r>
+      <w:r>
+        <w:rPr>
+          <w:i w:val="0"/>
+          <w:sz w:val="22"/>
+        </w:rPr>
+        <w:t xml:space="preserve"> — Brief Scout Media stays reader-funded (membership + products + events, no advertising). But the engine upgrades three things:</w:t>
+      </w:r>
+    </w:p>
+    <w:p>
+      <w:pPr>
+        <w:pStyle w:val="ListBullet"/>
+        <w:spacing w:after="60"/>
+      </w:pPr>
+      <w:r>
+        <w:rPr>
+          <w:b/>
+          <w:sz w:val="21"/>
+        </w:rPr>
+        <w:t>A deeper moat.</w:t>
+      </w:r>
+      <w:r>
+        <w:rPr>
+          <w:sz w:val="21"/>
+        </w:rPr>
+        <w:t xml:space="preserve"> The promise becomes structural, not rhetorical: *we find the people building this city before anyone else, and we tell the truth about them.* Proprietary discovery is a fourth moat layer on top of trust, taste, and community — and the no-ads stance keeps it credible.</w:t>
+      </w:r>
+    </w:p>
+    <w:p>
+      <w:pPr>
+        <w:pStyle w:val="ListBullet"/>
+        <w:spacing w:after="60"/>
+      </w:pPr>
+      <w:r>
+        <w:rPr>
+          <w:b/>
+          <w:sz w:val="21"/>
+        </w:rPr>
+        <w:t>A lower content cost.</w:t>
+      </w:r>
+      <w:r>
+        <w:rPr>
+          <w:sz w:val="21"/>
+        </w:rPr>
+        <w:t xml:space="preserve"> The expensive part of local media — finding and vetting what's worth covering — is largely automated, so a solo founder or tiny team can sustain newsroom-depth coverage. This makes the Year-1 'default-alive' economics safer and makes new verticals and new markets far cheaper to launch: the engine is the reusable asset carried into a food edition or a second city.</w:t>
+      </w:r>
+    </w:p>
+    <w:p>
+      <w:pPr>
+        <w:pStyle w:val="ListBullet"/>
+        <w:spacing w:after="60"/>
+      </w:pPr>
+      <w:r>
+        <w:rPr>
+          <w:b/>
+          <w:sz w:val="21"/>
+        </w:rPr>
+        <w:t>A self-feeding flywheel.</w:t>
+      </w:r>
+      <w:r>
+        <w:rPr>
+          <w:sz w:val="21"/>
+        </w:rPr>
+        <w:t xml:space="preserve"> Events, products, and partner leads fall *out* of the pipeline rather than being separate lifts — Meet-the-Maker nights, a food-incubator showcase, maker guides, and a warm list of every new business the week it opens (celebrated editorially for free; the business-partner program kept walled and separate).</w:t>
+      </w:r>
+    </w:p>
+    <w:p>
+      <w:pPr>
+        <w:spacing w:after="120"/>
+        <w:jc w:val="left"/>
+      </w:pPr>
+      <w:r>
+        <w:rPr>
+          <w:b/>
+          <w:i w:val="0"/>
+          <w:sz w:val="22"/>
+        </w:rPr>
+        <w:t>A new membership perk.</w:t>
+      </w:r>
+      <w:r>
+        <w:rPr>
+          <w:i w:val="0"/>
+          <w:sz w:val="22"/>
+        </w:rPr>
+        <w:t xml:space="preserve"> The engine creates value that didn't exist before and that members will pay for: </w:t>
+      </w:r>
+      <w:r>
+        <w:rPr>
+          <w:b/>
+          <w:i w:val="0"/>
+          <w:sz w:val="22"/>
+        </w:rPr>
+        <w:t>first word on new openings</w:t>
+      </w:r>
+      <w:r>
+        <w:rPr>
+          <w:i w:val="0"/>
+          <w:sz w:val="22"/>
+        </w:rPr>
+        <w:t xml:space="preserve"> — the Scout's 'Just Licensed / Coming Soon' intel, delivered to members before the city knows. A concrete, unique reason to upgrade that lifts both conversion and retention.</w:t>
+      </w:r>
+    </w:p>
+    <w:p>
+      <w:pPr>
+        <w:spacing w:after="120"/>
+        <w:jc w:val="left"/>
+      </w:pPr>
+      <w:r>
+        <w:rPr>
+          <w:b/>
+          <w:i w:val="0"/>
+          <w:sz w:val="22"/>
+        </w:rPr>
+        <w:t>The one rule.</w:t>
+      </w:r>
+      <w:r>
+        <w:rPr>
+          <w:i w:val="0"/>
+          <w:sz w:val="22"/>
+        </w:rPr>
+        <w:t xml:space="preserve"> The engine *sources*; humans *own the trust*. AI finds and pre-vets; a real person verifies, visits, and writes in the Scout's voice. The moment it reads like an automated directory, the moat collapses — so the engine stays an internal weapon, never the product.</w:t>
+      </w:r>
+    </w:p>
+    <w:p>
+      <w:pPr>
+        <w:spacing w:after="120"/>
+        <w:jc w:val="both"/>
+      </w:pPr>
+      <w:r>
+        <w:rPr>
+          <w:b/>
+          <w:i w:val="0"/>
+          <w:sz w:val="22"/>
+        </w:rPr>
+        <w:t>Engine-adjusted outlook (Years 2–3).</w:t>
+      </w:r>
+      <w:r>
+        <w:rPr>
+          <w:i w:val="0"/>
+          <w:sz w:val="22"/>
+        </w:rPr>
+        <w:t xml:space="preserve"> Holding Year 1 as the conservative base case, the engine's two clearest effects — lower content/sourcing cost and the membership intel perk — improve the later years (with events and products also easier to source). The figures below are illustrative upside, not a replacement for the conservative base model in Section 9; notably, the engine-adjusted Year-3 total (~$310K) lands close to the focused-model estimate in Addendum 2.</w:t>
+      </w:r>
+    </w:p>
+    <w:tbl>
+      <w:tblPr>
+        <w:tblStyle w:val="TableGrid"/>
+        <w:tblW w:type="auto" w:w="0"/>
+        <w:jc w:val="center"/>
+        <w:tblLayout w:type="autofit"/>
+        <w:tblLook w:firstColumn="1" w:firstRow="1" w:lastColumn="0" w:lastRow="0" w:noHBand="0" w:noVBand="1" w:val="04A0"/>
+      </w:tblPr>
+      <w:tblGrid>
+        <w:gridCol w:w="1930"/>
+        <w:gridCol w:w="1930"/>
+        <w:gridCol w:w="1930"/>
+        <w:gridCol w:w="1930"/>
+        <w:gridCol w:w="1930"/>
+      </w:tblGrid>
+      <w:tr>
+        <w:tc>
+          <w:tcPr>
+            <w:tcW w:type="dxa" w:w="3168"/>
+            <w:shd w:val="clear" w:color="auto" w:fill="1B3A4B"/>
+          </w:tcPr>
+          <w:p>
+            <w:pPr>
+              <w:jc w:val="left"/>
+            </w:pPr>
+            <w:r/>
+            <w:r>
+              <w:rPr>
+                <w:b/>
+                <w:color w:val="FFFFFF"/>
+                <w:sz w:val="19"/>
+              </w:rPr>
+              <w:t>Line item</w:t>
+            </w:r>
+          </w:p>
+        </w:tc>
+        <w:tc>
+          <w:tcPr>
+            <w:tcW w:type="dxa" w:w="1872"/>
+            <w:shd w:val="clear" w:color="auto" w:fill="1B3A4B"/>
+          </w:tcPr>
+          <w:p>
+            <w:pPr>
+              <w:jc w:val="center"/>
+            </w:pPr>
+            <w:r/>
+            <w:r>
+              <w:rPr>
+                <w:b/>
+                <w:color w:val="FFFFFF"/>
+                <w:sz w:val="19"/>
+              </w:rPr>
+              <w:t>Year 2 — base</w:t>
+            </w:r>
+          </w:p>
+        </w:tc>
+        <w:tc>
+          <w:tcPr>
+            <w:tcW w:type="dxa" w:w="1872"/>
+            <w:shd w:val="clear" w:color="auto" w:fill="1B3A4B"/>
+          </w:tcPr>
+          <w:p>
+            <w:pPr>
+              <w:jc w:val="center"/>
+            </w:pPr>
+            <w:r/>
+            <w:r>
+              <w:rPr>
+                <w:b/>
+                <w:color w:val="FFFFFF"/>
+                <w:sz w:val="19"/>
+              </w:rPr>
+              <w:t>Year 2 — engine</w:t>
+            </w:r>
+          </w:p>
+        </w:tc>
+        <w:tc>
+          <w:tcPr>
+            <w:tcW w:type="dxa" w:w="1872"/>
+            <w:shd w:val="clear" w:color="auto" w:fill="1B3A4B"/>
+          </w:tcPr>
+          <w:p>
+            <w:pPr>
+              <w:jc w:val="center"/>
+            </w:pPr>
+            <w:r/>
+            <w:r>
+              <w:rPr>
+                <w:b/>
+                <w:color w:val="FFFFFF"/>
+                <w:sz w:val="19"/>
+              </w:rPr>
+              <w:t>Year 3 — base</w:t>
+            </w:r>
+          </w:p>
+        </w:tc>
+        <w:tc>
+          <w:tcPr>
+            <w:tcW w:type="dxa" w:w="1872"/>
+            <w:shd w:val="clear" w:color="auto" w:fill="1B3A4B"/>
+          </w:tcPr>
+          <w:p>
+            <w:pPr>
+              <w:jc w:val="center"/>
+            </w:pPr>
+            <w:r/>
+            <w:r>
+              <w:rPr>
+                <w:b/>
+                <w:color w:val="FFFFFF"/>
+                <w:sz w:val="19"/>
+              </w:rPr>
+              <w:t>Year 3 — engine</w:t>
+            </w:r>
+          </w:p>
+        </w:tc>
+      </w:tr>
+      <w:tr>
+        <w:tc>
+          <w:tcPr>
+            <w:tcW w:type="dxa" w:w="3168"/>
+            <w:shd w:val="clear" w:color="auto" w:fill="EEF3F4"/>
+          </w:tcPr>
+          <w:p>
+            <w:pPr>
+              <w:jc w:val="left"/>
+            </w:pPr>
+            <w:r/>
+            <w:r>
+              <w:rPr>
+                <w:b/>
+                <w:color w:val="1B3A4B"/>
+                <w:sz w:val="19"/>
+              </w:rPr>
+              <w:t>Membership</w:t>
+            </w:r>
+          </w:p>
+        </w:tc>
+        <w:tc>
+          <w:tcPr>
+            <w:tcW w:type="dxa" w:w="1872"/>
+            <w:shd w:val="clear" w:color="auto" w:fill="EEF3F4"/>
+          </w:tcPr>
+          <w:p>
+            <w:pPr>
+              <w:jc w:val="center"/>
+            </w:pPr>
+            <w:r/>
+            <w:r>
+              <w:rPr>
+                <w:b w:val="0"/>
+                <w:sz w:val="19"/>
+              </w:rPr>
+              <w:t>$54K</w:t>
+            </w:r>
+          </w:p>
+        </w:tc>
+        <w:tc>
+          <w:tcPr>
+            <w:tcW w:type="dxa" w:w="1872"/>
+            <w:shd w:val="clear" w:color="auto" w:fill="EEF3F4"/>
+          </w:tcPr>
+          <w:p>
+            <w:pPr>
+              <w:jc w:val="center"/>
+            </w:pPr>
+            <w:r/>
+            <w:r>
+              <w:rPr>
+                <w:b w:val="0"/>
+                <w:sz w:val="19"/>
+              </w:rPr>
+              <w:t>$60K</w:t>
+            </w:r>
+          </w:p>
+        </w:tc>
+        <w:tc>
+          <w:tcPr>
+            <w:tcW w:type="dxa" w:w="1872"/>
+            <w:shd w:val="clear" w:color="auto" w:fill="EEF3F4"/>
+          </w:tcPr>
+          <w:p>
+            <w:pPr>
+              <w:jc w:val="center"/>
+            </w:pPr>
+            <w:r/>
+            <w:r>
+              <w:rPr>
+                <w:b w:val="0"/>
+                <w:sz w:val="19"/>
+              </w:rPr>
+              <w:t>$120K</w:t>
+            </w:r>
+          </w:p>
+        </w:tc>
+        <w:tc>
+          <w:tcPr>
+            <w:tcW w:type="dxa" w:w="1872"/>
+            <w:shd w:val="clear" w:color="auto" w:fill="EEF3F4"/>
+          </w:tcPr>
+          <w:p>
+            <w:pPr>
+              <w:jc w:val="center"/>
+            </w:pPr>
+            <w:r/>
+            <w:r>
+              <w:rPr>
+                <w:b w:val="0"/>
+                <w:sz w:val="19"/>
+              </w:rPr>
+              <w:t>$135K</w:t>
+            </w:r>
+          </w:p>
+        </w:tc>
+      </w:tr>
+      <w:tr>
+        <w:tc>
+          <w:tcPr>
+            <w:tcW w:type="dxa" w:w="3168"/>
+            <w:shd w:val="clear" w:color="auto" w:fill="FFFFFF"/>
+          </w:tcPr>
+          <w:p>
+            <w:pPr>
+              <w:jc w:val="left"/>
+            </w:pPr>
+            <w:r/>
+            <w:r>
+              <w:rPr>
+                <w:b/>
+                <w:color w:val="1B3A4B"/>
+                <w:sz w:val="19"/>
+              </w:rPr>
+              <w:t>Events</w:t>
+            </w:r>
+          </w:p>
+        </w:tc>
+        <w:tc>
+          <w:tcPr>
+            <w:tcW w:type="dxa" w:w="1872"/>
+            <w:shd w:val="clear" w:color="auto" w:fill="FFFFFF"/>
+          </w:tcPr>
+          <w:p>
+            <w:pPr>
+              <w:jc w:val="center"/>
+            </w:pPr>
+            <w:r/>
+            <w:r>
+              <w:rPr>
+                <w:b w:val="0"/>
+                <w:sz w:val="19"/>
+              </w:rPr>
+              <w:t>$40K</w:t>
+            </w:r>
+          </w:p>
+        </w:tc>
+        <w:tc>
+          <w:tcPr>
+            <w:tcW w:type="dxa" w:w="1872"/>
+            <w:shd w:val="clear" w:color="auto" w:fill="FFFFFF"/>
+          </w:tcPr>
+          <w:p>
+            <w:pPr>
+              <w:jc w:val="center"/>
+            </w:pPr>
+            <w:r/>
+            <w:r>
+              <w:rPr>
+                <w:b w:val="0"/>
+                <w:sz w:val="19"/>
+              </w:rPr>
+              <w:t>$44K</w:t>
+            </w:r>
+          </w:p>
+        </w:tc>
+        <w:tc>
+          <w:tcPr>
+            <w:tcW w:type="dxa" w:w="1872"/>
+            <w:shd w:val="clear" w:color="auto" w:fill="FFFFFF"/>
+          </w:tcPr>
+          <w:p>
+            <w:pPr>
+              <w:jc w:val="center"/>
+            </w:pPr>
+            <w:r/>
+            <w:r>
+              <w:rPr>
+                <w:b w:val="0"/>
+                <w:sz w:val="19"/>
+              </w:rPr>
+              <w:t>$105K</w:t>
+            </w:r>
+          </w:p>
+        </w:tc>
+        <w:tc>
+          <w:tcPr>
+            <w:tcW w:type="dxa" w:w="1872"/>
+            <w:shd w:val="clear" w:color="auto" w:fill="FFFFFF"/>
+          </w:tcPr>
+          <w:p>
+            <w:pPr>
+              <w:jc w:val="center"/>
+            </w:pPr>
+            <w:r/>
+            <w:r>
+              <w:rPr>
+                <w:b w:val="0"/>
+                <w:sz w:val="19"/>
+              </w:rPr>
+              <w:t>$115K</w:t>
+            </w:r>
+          </w:p>
+        </w:tc>
+      </w:tr>
+      <w:tr>
+        <w:tc>
+          <w:tcPr>
+            <w:tcW w:type="dxa" w:w="3168"/>
+            <w:shd w:val="clear" w:color="auto" w:fill="EEF3F4"/>
+          </w:tcPr>
+          <w:p>
+            <w:pPr>
+              <w:jc w:val="left"/>
+            </w:pPr>
+            <w:r/>
+            <w:r>
+              <w:rPr>
+                <w:b/>
+                <w:color w:val="1B3A4B"/>
+                <w:sz w:val="19"/>
+              </w:rPr>
+              <w:t>Products &amp; commerce</w:t>
+            </w:r>
+          </w:p>
+        </w:tc>
+        <w:tc>
+          <w:tcPr>
+            <w:tcW w:type="dxa" w:w="1872"/>
+            <w:shd w:val="clear" w:color="auto" w:fill="EEF3F4"/>
+          </w:tcPr>
+          <w:p>
+            <w:pPr>
+              <w:jc w:val="center"/>
+            </w:pPr>
+            <w:r/>
+            <w:r>
+              <w:rPr>
+                <w:b w:val="0"/>
+                <w:sz w:val="19"/>
+              </w:rPr>
+              <w:t>$22K</w:t>
+            </w:r>
+          </w:p>
+        </w:tc>
+        <w:tc>
+          <w:tcPr>
+            <w:tcW w:type="dxa" w:w="1872"/>
+            <w:shd w:val="clear" w:color="auto" w:fill="EEF3F4"/>
+          </w:tcPr>
+          <w:p>
+            <w:pPr>
+              <w:jc w:val="center"/>
+            </w:pPr>
+            <w:r/>
+            <w:r>
+              <w:rPr>
+                <w:b w:val="0"/>
+                <w:sz w:val="19"/>
+              </w:rPr>
+              <w:t>$24K</w:t>
+            </w:r>
+          </w:p>
+        </w:tc>
+        <w:tc>
+          <w:tcPr>
+            <w:tcW w:type="dxa" w:w="1872"/>
+            <w:shd w:val="clear" w:color="auto" w:fill="EEF3F4"/>
+          </w:tcPr>
+          <w:p>
+            <w:pPr>
+              <w:jc w:val="center"/>
+            </w:pPr>
+            <w:r/>
+            <w:r>
+              <w:rPr>
+                <w:b w:val="0"/>
+                <w:sz w:val="19"/>
+              </w:rPr>
+              <w:t>$55K</w:t>
+            </w:r>
+          </w:p>
+        </w:tc>
+        <w:tc>
+          <w:tcPr>
+            <w:tcW w:type="dxa" w:w="1872"/>
+            <w:shd w:val="clear" w:color="auto" w:fill="EEF3F4"/>
+          </w:tcPr>
+          <w:p>
+            <w:pPr>
+              <w:jc w:val="center"/>
+            </w:pPr>
+            <w:r/>
+            <w:r>
+              <w:rPr>
+                <w:b w:val="0"/>
+                <w:sz w:val="19"/>
+              </w:rPr>
+              <w:t>$60K</w:t>
+            </w:r>
+          </w:p>
+        </w:tc>
+      </w:tr>
+      <w:tr>
+        <w:tc>
+          <w:tcPr>
+            <w:tcW w:type="dxa" w:w="3168"/>
+            <w:shd w:val="clear" w:color="auto" w:fill="FFFFFF"/>
+          </w:tcPr>
+          <w:p>
+            <w:pPr>
+              <w:jc w:val="left"/>
+            </w:pPr>
+            <w:r/>
+            <w:r>
+              <w:rPr>
+                <w:b/>
+                <w:color w:val="1B3A4B"/>
+                <w:sz w:val="19"/>
+              </w:rPr>
+              <w:t>Total revenue</w:t>
+            </w:r>
+          </w:p>
+        </w:tc>
+        <w:tc>
+          <w:tcPr>
+            <w:tcW w:type="dxa" w:w="1872"/>
+            <w:shd w:val="clear" w:color="auto" w:fill="FFFFFF"/>
+          </w:tcPr>
+          <w:p>
+            <w:pPr>
+              <w:jc w:val="center"/>
+            </w:pPr>
+            <w:r/>
+            <w:r>
+              <w:rPr>
+                <w:b w:val="0"/>
+                <w:sz w:val="19"/>
+              </w:rPr>
+              <w:t>$116K</w:t>
+            </w:r>
+          </w:p>
+        </w:tc>
+        <w:tc>
+          <w:tcPr>
+            <w:tcW w:type="dxa" w:w="1872"/>
+            <w:shd w:val="clear" w:color="auto" w:fill="FFFFFF"/>
+          </w:tcPr>
+          <w:p>
+            <w:pPr>
+              <w:jc w:val="center"/>
+            </w:pPr>
+            <w:r/>
+            <w:r>
+              <w:rPr>
+                <w:b w:val="0"/>
+                <w:sz w:val="19"/>
+              </w:rPr>
+              <w:t>$128K</w:t>
+            </w:r>
+          </w:p>
+        </w:tc>
+        <w:tc>
+          <w:tcPr>
+            <w:tcW w:type="dxa" w:w="1872"/>
+            <w:shd w:val="clear" w:color="auto" w:fill="FFFFFF"/>
+          </w:tcPr>
+          <w:p>
+            <w:pPr>
+              <w:jc w:val="center"/>
+            </w:pPr>
+            <w:r/>
+            <w:r>
+              <w:rPr>
+                <w:b w:val="0"/>
+                <w:sz w:val="19"/>
+              </w:rPr>
+              <w:t>$280K</w:t>
+            </w:r>
+          </w:p>
+        </w:tc>
+        <w:tc>
+          <w:tcPr>
+            <w:tcW w:type="dxa" w:w="1872"/>
+            <w:shd w:val="clear" w:color="auto" w:fill="FFFFFF"/>
+          </w:tcPr>
+          <w:p>
+            <w:pPr>
+              <w:jc w:val="center"/>
+            </w:pPr>
+            <w:r/>
+            <w:r>
+              <w:rPr>
+                <w:b w:val="0"/>
+                <w:sz w:val="19"/>
+              </w:rPr>
+              <w:t>$310K</w:t>
+            </w:r>
+          </w:p>
+        </w:tc>
+      </w:tr>
+      <w:tr>
+        <w:tc>
+          <w:tcPr>
+            <w:tcW w:type="dxa" w:w="3168"/>
+            <w:shd w:val="clear" w:color="auto" w:fill="EEF3F4"/>
+          </w:tcPr>
+          <w:p>
+            <w:pPr>
+              <w:jc w:val="left"/>
+            </w:pPr>
+            <w:r/>
+            <w:r>
+              <w:rPr>
+                <w:b/>
+                <w:color w:val="1B3A4B"/>
+                <w:sz w:val="19"/>
+              </w:rPr>
+              <w:t>Operating expenses</w:t>
+            </w:r>
+          </w:p>
+        </w:tc>
+        <w:tc>
+          <w:tcPr>
+            <w:tcW w:type="dxa" w:w="1872"/>
+            <w:shd w:val="clear" w:color="auto" w:fill="EEF3F4"/>
+          </w:tcPr>
+          <w:p>
+            <w:pPr>
+              <w:jc w:val="center"/>
+            </w:pPr>
+            <w:r/>
+            <w:r>
+              <w:rPr>
+                <w:b w:val="0"/>
+                <w:sz w:val="19"/>
+              </w:rPr>
+              <w:t>$34K</w:t>
+            </w:r>
+          </w:p>
+        </w:tc>
+        <w:tc>
+          <w:tcPr>
+            <w:tcW w:type="dxa" w:w="1872"/>
+            <w:shd w:val="clear" w:color="auto" w:fill="EEF3F4"/>
+          </w:tcPr>
+          <w:p>
+            <w:pPr>
+              <w:jc w:val="center"/>
+            </w:pPr>
+            <w:r/>
+            <w:r>
+              <w:rPr>
+                <w:b w:val="0"/>
+                <w:sz w:val="19"/>
+              </w:rPr>
+              <w:t>$30K</w:t>
+            </w:r>
+          </w:p>
+        </w:tc>
+        <w:tc>
+          <w:tcPr>
+            <w:tcW w:type="dxa" w:w="1872"/>
+            <w:shd w:val="clear" w:color="auto" w:fill="EEF3F4"/>
+          </w:tcPr>
+          <w:p>
+            <w:pPr>
+              <w:jc w:val="center"/>
+            </w:pPr>
+            <w:r/>
+            <w:r>
+              <w:rPr>
+                <w:b w:val="0"/>
+                <w:sz w:val="19"/>
+              </w:rPr>
+              <w:t>$84K</w:t>
+            </w:r>
+          </w:p>
+        </w:tc>
+        <w:tc>
+          <w:tcPr>
+            <w:tcW w:type="dxa" w:w="1872"/>
+            <w:shd w:val="clear" w:color="auto" w:fill="EEF3F4"/>
+          </w:tcPr>
+          <w:p>
+            <w:pPr>
+              <w:jc w:val="center"/>
+            </w:pPr>
+            <w:r/>
+            <w:r>
+              <w:rPr>
+                <w:b w:val="0"/>
+                <w:sz w:val="19"/>
+              </w:rPr>
+              <w:t>$76K</w:t>
+            </w:r>
+          </w:p>
+        </w:tc>
+      </w:tr>
+      <w:tr>
+        <w:tc>
+          <w:tcPr>
+            <w:tcW w:type="dxa" w:w="3168"/>
+            <w:shd w:val="clear" w:color="auto" w:fill="FFFFFF"/>
+          </w:tcPr>
+          <w:p>
+            <w:pPr>
+              <w:jc w:val="left"/>
+            </w:pPr>
+            <w:r/>
+            <w:r>
+              <w:rPr>
+                <w:b/>
+                <w:color w:val="1B3A4B"/>
+                <w:sz w:val="19"/>
+              </w:rPr>
+              <w:t>Owner's draw / profit</w:t>
+            </w:r>
+          </w:p>
+        </w:tc>
+        <w:tc>
+          <w:tcPr>
+            <w:tcW w:type="dxa" w:w="1872"/>
+            <w:shd w:val="clear" w:color="auto" w:fill="FFFFFF"/>
+          </w:tcPr>
+          <w:p>
+            <w:pPr>
+              <w:jc w:val="center"/>
+            </w:pPr>
+            <w:r/>
+            <w:r>
+              <w:rPr>
+                <w:b w:val="0"/>
+                <w:sz w:val="19"/>
+              </w:rPr>
+              <w:t>$82K</w:t>
+            </w:r>
+          </w:p>
+        </w:tc>
+        <w:tc>
+          <w:tcPr>
+            <w:tcW w:type="dxa" w:w="1872"/>
+            <w:shd w:val="clear" w:color="auto" w:fill="FFFFFF"/>
+          </w:tcPr>
+          <w:p>
+            <w:pPr>
+              <w:jc w:val="center"/>
+            </w:pPr>
+            <w:r/>
+            <w:r>
+              <w:rPr>
+                <w:b w:val="0"/>
+                <w:sz w:val="19"/>
+              </w:rPr>
+              <w:t>$98K</w:t>
+            </w:r>
+          </w:p>
+        </w:tc>
+        <w:tc>
+          <w:tcPr>
+            <w:tcW w:type="dxa" w:w="1872"/>
+            <w:shd w:val="clear" w:color="auto" w:fill="FFFFFF"/>
+          </w:tcPr>
+          <w:p>
+            <w:pPr>
+              <w:jc w:val="center"/>
+            </w:pPr>
+            <w:r/>
+            <w:r>
+              <w:rPr>
+                <w:b w:val="0"/>
+                <w:sz w:val="19"/>
+              </w:rPr>
+              <w:t>$196K</w:t>
+            </w:r>
+          </w:p>
+        </w:tc>
+        <w:tc>
+          <w:tcPr>
+            <w:tcW w:type="dxa" w:w="1872"/>
+            <w:shd w:val="clear" w:color="auto" w:fill="FFFFFF"/>
+          </w:tcPr>
+          <w:p>
+            <w:pPr>
+              <w:jc w:val="center"/>
+            </w:pPr>
+            <w:r/>
+            <w:r>
+              <w:rPr>
+                <w:b w:val="0"/>
+                <w:sz w:val="19"/>
+              </w:rPr>
+              <w:t>$234K</w:t>
+            </w:r>
+          </w:p>
+        </w:tc>
+      </w:tr>
+    </w:tbl>
+    <w:p>
+      <w:pPr>
+        <w:spacing w:after="40"/>
+      </w:pPr>
+    </w:p>
+    <w:p>
+      <w:pPr>
+        <w:spacing w:after="200"/>
+        <w:jc w:val="left"/>
+      </w:pPr>
+      <w:r>
+        <w:rPr>
+          <w:i/>
+          <w:color w:val="6B7B85"/>
+          <w:sz w:val="17"/>
+        </w:rPr>
+        <w:t>Table 4b. Discovery-engine-adjusted outlook (illustrative). Year 1 unchanged; Section 9 remains the conservative base case.</w:t>
+      </w:r>
+    </w:p>
+    <w:p>
+      <w:pPr>
+        <w:jc w:val="center"/>
+      </w:pPr>
+      <w:r>
+        <w:drawing>
+          <wp:inline xmlns:a="http://schemas.openxmlformats.org/drawingml/2006/main" xmlns:pic="http://schemas.openxmlformats.org/drawingml/2006/picture">
+            <wp:extent cx="5760720" cy="3397348"/>
+            <wp:docPr id="6" name="Picture 6"/>
+            <wp:cNvGraphicFramePr>
+              <a:graphicFrameLocks noChangeAspect="1"/>
+            </wp:cNvGraphicFramePr>
+            <a:graphic>
+              <a:graphicData uri="http://schemas.openxmlformats.org/drawingml/2006/picture">
+                <pic:pic>
+                  <pic:nvPicPr>
+                    <pic:cNvPr id="0" name="fig_engine.png"/>
+                    <pic:cNvPicPr/>
+                  </pic:nvPicPr>
+                  <pic:blipFill>
+                    <a:blip r:embed="rId14"/>
+                    <a:stretch>
+                      <a:fillRect/>
+                    </a:stretch>
+                  </pic:blipFill>
+                  <pic:spPr>
+                    <a:xfrm>
+                      <a:off x="0" y="0"/>
+                      <a:ext cx="5760720" cy="3397348"/>
+                    </a:xfrm>
+                    <a:prstGeom prst="rect"/>
+                  </pic:spPr>
+                </pic:pic>
+              </a:graphicData>
+            </a:graphic>
+          </wp:inline>
+        </w:drawing>
+      </w:r>
+    </w:p>
+    <w:p>
+      <w:pPr>
+        <w:spacing w:after="240"/>
+        <w:jc w:val="center"/>
+      </w:pPr>
+      <w:r>
+        <w:rPr>
+          <w:i/>
+          <w:color w:val="6B7B85"/>
+          <w:sz w:val="17"/>
+        </w:rPr>
+        <w:t>Figure 5b. The engine's two clearest effects — lower content cost and a stronger membership intel perk — lift owner's draw in Years 2–3.</w:t>
+      </w:r>
+    </w:p>
+    <w:p>
+      <w:pPr>
         <w:spacing w:before="280" w:after="80"/>
         <w:pBdr>
           <w:bottom w:val="single" w:sz="6" w:space="2" w:color="2A9D8F"/>
@@ -4790,7 +5795,7 @@
                 <w:b w:val="0"/>
                 <w:sz w:val="18"/>
               </w:rPr>
-              <w:t>Members-only deep dives &amp; archives; member event pricing; Scout Card discounts; community access</w:t>
+              <w:t>Members-only deep dives &amp; archives; first word on new openings (the Scout's 'Just Licensed' intel); member event pricing; Scout Card discounts; community access</w:t>
             </w:r>
           </w:p>
         </w:tc>
@@ -6223,7 +7228,7 @@
         <w:drawing>
           <wp:inline xmlns:a="http://schemas.openxmlformats.org/drawingml/2006/main" xmlns:pic="http://schemas.openxmlformats.org/drawingml/2006/picture">
             <wp:extent cx="5760720" cy="3397348"/>
-            <wp:docPr id="6" name="Picture 6"/>
+            <wp:docPr id="7" name="Picture 7"/>
             <wp:cNvGraphicFramePr>
               <a:graphicFrameLocks noChangeAspect="1"/>
             </wp:cNvGraphicFramePr>
@@ -6235,7 +7240,7 @@
                     <pic:cNvPicPr/>
                   </pic:nvPicPr>
                   <pic:blipFill>
-                    <a:blip r:embed="rId14"/>
+                    <a:blip r:embed="rId15"/>
                     <a:stretch>
                       <a:fillRect/>
                     </a:stretch>
@@ -7841,7 +8846,7 @@
         <w:drawing>
           <wp:inline xmlns:a="http://schemas.openxmlformats.org/drawingml/2006/main" xmlns:pic="http://schemas.openxmlformats.org/drawingml/2006/picture">
             <wp:extent cx="5760720" cy="7217204"/>
-            <wp:docPr id="7" name="Picture 7"/>
+            <wp:docPr id="8" name="Picture 8"/>
             <wp:cNvGraphicFramePr>
               <a:graphicFrameLocks noChangeAspect="1"/>
             </wp:cNvGraphicFramePr>
@@ -7853,7 +8858,7 @@
                     <pic:cNvPicPr/>
                   </pic:nvPicPr>
                   <pic:blipFill>
-                    <a:blip r:embed="rId15"/>
+                    <a:blip r:embed="rId16"/>
                     <a:stretch>
                       <a:fillRect/>
                     </a:stretch>
@@ -8665,7 +9670,22 @@
           <w:i w:val="0"/>
           <w:sz w:val="22"/>
         </w:rPr>
-        <w:t xml:space="preserve"> Year 1 is validation: a ~$20K owner's draw alongside a likely day job. Year 2 approaches a full-time income (~$82K) as membership compounds and events scale. Year 3 supports a full founder salary plus a part-time contractor team (already inside operating expenses) with profit to reinvest — roughly the ~18-month-to-profit arc 6AM City reports for new markets, achieved here without advertising.</w:t>
+        <w:t xml:space="preserve"> Year 1 is validation: a ~$20K owner's draw alongside a likely day job. Year 2 approaches a full-time income (~$82K) as membership compounds and events scale. Year 3 supports a full founder salary plus a part-time contractor team (already inside operating expenses) with profit to reinvest — roughly the ~18-month-to-profit arc 6AM City reports for new markets, achieved here without advertising. An </w:t>
+      </w:r>
+      <w:r>
+        <w:rPr>
+          <w:b/>
+          <w:i w:val="0"/>
+          <w:sz w:val="22"/>
+        </w:rPr>
+        <w:t>engine-adjusted view</w:t>
+      </w:r>
+      <w:r>
+        <w:rPr>
+          <w:i w:val="0"/>
+          <w:sz w:val="22"/>
+        </w:rPr>
+        <w:t xml:space="preserve"> (Section 4.5) raises Year-2 owner's draw toward ~$98K and Year-3 toward ~$234K as content costs fall and the membership intel perk lifts conversion.</w:t>
       </w:r>
     </w:p>
     <w:p>
@@ -8676,7 +9696,7 @@
         <w:drawing>
           <wp:inline xmlns:a="http://schemas.openxmlformats.org/drawingml/2006/main" xmlns:pic="http://schemas.openxmlformats.org/drawingml/2006/picture">
             <wp:extent cx="5760720" cy="3397348"/>
-            <wp:docPr id="8" name="Picture 8"/>
+            <wp:docPr id="9" name="Picture 9"/>
             <wp:cNvGraphicFramePr>
               <a:graphicFrameLocks noChangeAspect="1"/>
             </wp:cNvGraphicFramePr>
@@ -8688,7 +9708,7 @@
                     <pic:cNvPicPr/>
                   </pic:nvPicPr>
                   <pic:blipFill>
-                    <a:blip r:embed="rId16"/>
+                    <a:blip r:embed="rId17"/>
                     <a:stretch>
                       <a:fillRect/>
                     </a:stretch>

--- a/Brief_Scout_Media_Business_Plan.docx
+++ b/Brief_Scout_Media_Business_Plan.docx
@@ -5493,6 +5493,149 @@
           <w:sz w:val="17"/>
         </w:rPr>
         <w:t>Figure 5b. The engine's two clearest effects — lower content cost and a stronger membership intel perk — lift owner's draw in Years 2–3.</w:t>
+      </w:r>
+    </w:p>
+    <w:p>
+      <w:pPr>
+        <w:spacing w:before="200" w:after="80"/>
+      </w:pPr>
+      <w:r>
+        <w:rPr>
+          <w:b/>
+          <w:color w:val="2A9D8F"/>
+          <w:sz w:val="27"/>
+        </w:rPr>
+        <w:t>4.6 Scout Insights — a fourth, walled revenue line (at scale)</w:t>
+      </w:r>
+    </w:p>
+    <w:p>
+      <w:pPr>
+        <w:spacing w:after="120"/>
+        <w:jc w:val="both"/>
+      </w:pPr>
+      <w:r>
+        <w:rPr>
+          <w:i w:val="0"/>
+          <w:sz w:val="22"/>
+        </w:rPr>
+        <w:t xml:space="preserve">Beyond the three reader-funded pillars, a fourth line emerges once the audience is large and well-profiled: </w:t>
+      </w:r>
+      <w:r>
+        <w:rPr>
+          <w:b/>
+          <w:i w:val="0"/>
+          <w:sz w:val="22"/>
+        </w:rPr>
+        <w:t>Scout Insights</w:t>
+      </w:r>
+      <w:r>
+        <w:rPr>
+          <w:i w:val="0"/>
+          <w:sz w:val="22"/>
+        </w:rPr>
+        <w:t xml:space="preserve">, a permission-based local research practice. It monetizes the brand's scarcest asset — a trusted, engaged, demographically-profiled local audience — by selling </w:t>
+      </w:r>
+      <w:r>
+        <w:rPr>
+          <w:b/>
+          <w:i w:val="0"/>
+          <w:sz w:val="22"/>
+        </w:rPr>
+        <w:t>aggregate insight, never identities</w:t>
+      </w:r>
+      <w:r>
+        <w:rPr>
+          <w:i w:val="0"/>
+          <w:sz w:val="22"/>
+        </w:rPr>
+        <w:t xml:space="preserve"> (no PII; opt-in; aggregate-only; walled from editorial; strictly apolitical). It is fully consistent with the no-advertising promise: companies buy research, not the reader's attention.</w:t>
+      </w:r>
+    </w:p>
+    <w:p>
+      <w:pPr>
+        <w:spacing w:after="120"/>
+        <w:jc w:val="left"/>
+      </w:pPr>
+      <w:r>
+        <w:rPr>
+          <w:b/>
+          <w:i w:val="0"/>
+          <w:sz w:val="22"/>
+        </w:rPr>
+        <w:t>Depth before monetization.</w:t>
+      </w:r>
+      <w:r>
+        <w:rPr>
+          <w:i w:val="0"/>
+          <w:sz w:val="22"/>
+        </w:rPr>
+        <w:t xml:space="preserve"> It begins as contest-based onboarding micro-surveys that collect consented, first-party profile data (age, neighborhood, life stage, interests) — which sharpen content, products, and events *immediately*, before a dollar of external revenue. The dataset deepens into an opt-in 'Scout Insiders' panel; house research ('The Scenic City Index') then establishes authority and B2B thought leadership; and only afterward do custom and sponsored panels open. (Full detail in the Scout Insights spec.)</w:t>
+      </w:r>
+    </w:p>
+    <w:p>
+      <w:pPr>
+        <w:spacing w:after="120"/>
+        <w:jc w:val="left"/>
+      </w:pPr>
+      <w:r>
+        <w:rPr>
+          <w:b/>
+          <w:i w:val="0"/>
+          <w:sz w:val="22"/>
+        </w:rPr>
+        <w:t>Contribution (illustrative, deliberately back-loaded):</w:t>
+      </w:r>
+      <w:r>
+        <w:rPr>
+          <w:i w:val="0"/>
+          <w:sz w:val="22"/>
+        </w:rPr>
+        <w:t xml:space="preserve"> roughly </w:t>
+      </w:r>
+      <w:r>
+        <w:rPr>
+          <w:b/>
+          <w:i w:val="0"/>
+          <w:sz w:val="22"/>
+        </w:rPr>
+        <w:t>$0 external in Year 1</w:t>
+      </w:r>
+      <w:r>
+        <w:rPr>
+          <w:i w:val="0"/>
+          <w:sz w:val="22"/>
+        </w:rPr>
+        <w:t xml:space="preserve"> — the early payoff is internal, in better-targeted content, products, and events that lift conversion and retention — then on the order of </w:t>
+      </w:r>
+      <w:r>
+        <w:rPr>
+          <w:b/>
+          <w:i w:val="0"/>
+          <w:sz w:val="22"/>
+        </w:rPr>
+        <w:t>$5–20K in Year 2</w:t>
+      </w:r>
+      <w:r>
+        <w:rPr>
+          <w:i w:val="0"/>
+          <w:sz w:val="22"/>
+        </w:rPr>
+        <w:t xml:space="preserve"> and </w:t>
+      </w:r>
+      <w:r>
+        <w:rPr>
+          <w:b/>
+          <w:i w:val="0"/>
+          <w:sz w:val="22"/>
+        </w:rPr>
+        <w:t>$25–60K in Year 3</w:t>
+      </w:r>
+      <w:r>
+        <w:rPr>
+          <w:i w:val="0"/>
+          <w:sz w:val="22"/>
+        </w:rPr>
+        <w:t xml:space="preserve"> as the Index and custom studies mature. This is additive to the figures in Sections 4.5 and 9, and comes alongside the larger, unbookable payoff of local authority and brand.</w:t>
       </w:r>
     </w:p>
     <w:p>

--- a/Brief_Scout_Media_Business_Plan.docx
+++ b/Brief_Scout_Media_Business_Plan.docx
@@ -54,7 +54,7 @@
           <w:color w:val="415A6B"/>
           <w:sz w:val="25"/>
         </w:rPr>
-        <w:t>Flagship product: The Scenic City Scout — a weekly digital newsletter</w:t>
+        <w:t>Flagship product: The Scenic City Insider — a weekly digital newsletter</w:t>
       </w:r>
     </w:p>
     <w:p/>
@@ -139,14 +139,14 @@
           <w:i w:val="0"/>
           <w:sz w:val="22"/>
         </w:rPr>
-        <w:t>The Scenic City Scout</w:t>
+        <w:t>The Scenic City Insider</w:t>
       </w:r>
       <w:r>
         <w:rPr>
           <w:i w:val="0"/>
           <w:sz w:val="22"/>
         </w:rPr>
-        <w:t xml:space="preserve">, a weekly digital newsletter that tells residents what matters and what to do in Chattanooga. The defining strategic choice is what the Scout will </w:t>
+        <w:t xml:space="preserve">, a weekly digital newsletter that tells residents what matters and what to do in Chattanooga. The defining strategic choice is what the Insider will </w:t>
       </w:r>
       <w:r>
         <w:rPr>
@@ -313,7 +313,7 @@
         <w:rPr>
           <w:sz w:val="21"/>
         </w:rPr>
-        <w:t xml:space="preserve"> The Chattanooga metro (~595,000 people) is growing at more than twice the national rate, fueled by higher-income transplants from California and Illinois — a steady stream of newcomers who need exactly what the Scout offers.</w:t>
+        <w:t xml:space="preserve"> The Chattanooga metro (~595,000 people) is growing at more than twice the national rate, fueled by higher-income transplants from California and Illinois — a steady stream of newcomers who need exactly what the Insider offers.</w:t>
       </w:r>
     </w:p>
     <w:p>
@@ -533,7 +533,7 @@
           <w:i w:val="0"/>
           <w:sz w:val="22"/>
         </w:rPr>
-        <w:t xml:space="preserve"> Build Brief Scout Media into a durable, locally-owned media company whose audience relationship is so strong that readers happily pay for it — and whose events become fixtures on the city's calendar. The Scenic City Scout is product one; the company is designed so the same reader-funded playbook can extend to new verticals (e.g., a dedicated food/dining edition, a newcomer's guide, a kids/family edition) and, eventually, new Southeastern cities.</w:t>
+        <w:t xml:space="preserve"> Build Brief Scout Media into a durable, locally-owned media company whose audience relationship is so strong that readers happily pay for it — and whose events become fixtures on the city's calendar. The Scenic City Insider is product one; the company is designed so the same reader-funded playbook can extend to new verticals (e.g., a dedicated food/dining edition, a newcomer's guide, a kids/family edition) and, eventually, new Southeastern cities.</w:t>
       </w:r>
     </w:p>
     <w:p>
@@ -546,7 +546,7 @@
           <w:color w:val="2A9D8F"/>
           <w:sz w:val="27"/>
         </w:rPr>
-        <w:t>2.2 The flagship product — The Scenic City Scout</w:t>
+        <w:t>2.2 The flagship product — The Scenic City Insider</w:t>
       </w:r>
     </w:p>
     <w:p>
@@ -559,7 +559,7 @@
           <w:i w:val="0"/>
           <w:sz w:val="22"/>
         </w:rPr>
-        <w:t xml:space="preserve">The Scenic City Scout is a </w:t>
+        <w:t xml:space="preserve">The Scenic City Insider is a </w:t>
       </w:r>
       <w:r>
         <w:rPr>
@@ -589,7 +589,7 @@
           <w:i w:val="0"/>
           <w:sz w:val="22"/>
         </w:rPr>
-        <w:t>. "Scenic City" is Chattanooga's well-known civic nickname; the "Scout" voice is a trusted local insider who does the legwork so readers don't have to. The weekly cadence is a deliberate, sustainable choice: research shows over-sending accelerates churn and that daily-publishing burnout is a leading cause of solo-operator failure. A high-quality weekly protects editorial standards and founder stamina while a daily competitor (NOOGAtoday) saturates the inbox.</w:t>
+        <w:t>. "Scenic City" is Chattanooga's well-known civic nickname; the "Insider" voice is a trusted local insider who does the legwork so readers don't have to. The weekly cadence is a deliberate, sustainable choice: research shows over-sending accelerates churn and that daily-publishing burnout is a leading cause of solo-operator failure. A high-quality weekly protects editorial standards and founder stamina while a daily competitor (NOOGAtoday) saturates the inbox.</w:t>
       </w:r>
     </w:p>
     <w:p>
@@ -615,7 +615,7 @@
           <w:i w:val="0"/>
           <w:sz w:val="22"/>
         </w:rPr>
-        <w:t>Most local newsletters are free and sell ads. That model works, but it has structural costs: it requires large scale to matter (6AM City targets ~50,000 subscribers per market just to be profitable), it sells the reader's attention to third parties, and it creates an unavoidable tension between what's good for the reader and what's good for the advertiser. Brief Scout Media rejects that trade. By taking sponsorship off the table entirely, the Scout makes the reader — not an advertiser — the customer. Every incentive points the same direction: make something people love enough to pay for, sell them products they actually want, and gather them at events they're glad they attended.</w:t>
+        <w:t>Most local newsletters are free and sell ads. That model works, but it has structural costs: it requires large scale to matter (6AM City targets ~50,000 subscribers per market just to be profitable), it sells the reader's attention to third parties, and it creates an unavoidable tension between what's good for the reader and what's good for the advertiser. Brief Scout Media rejects that trade. By taking sponsorship off the table entirely, the Insider makes the reader — not an advertiser — the customer. Every incentive points the same direction: make something people love enough to pay for, sell them products they actually want, and gather them at events they're glad they attended.</w:t>
       </w:r>
     </w:p>
     <w:p>
@@ -803,7 +803,7 @@
                 <w:b w:val="0"/>
                 <w:sz w:val="19"/>
               </w:rPr>
-              <w:t>The Scenic City Scout — weekly digital newsletter</w:t>
+              <w:t>The Scenic City Insider — weekly digital newsletter</w:t>
             </w:r>
           </w:p>
         </w:tc>
@@ -3394,7 +3394,7 @@
           <w:i w:val="0"/>
           <w:sz w:val="22"/>
         </w:rPr>
-        <w:t>"Scout Card" local discount program</w:t>
+        <w:t>"Insider Card" local discount program</w:t>
       </w:r>
       <w:r>
         <w:rPr>
@@ -3461,7 +3461,7 @@
         <w:rPr>
           <w:sz w:val="21"/>
         </w:rPr>
-        <w:t xml:space="preserve"> — ticketed gatherings the Scout owns end-to-end: member mixers, a "new to Chattanooga" newcomer night, themed tasting walks, and eventually an annual signature festival. Local consumer events cluster at a </w:t>
+        <w:t xml:space="preserve"> — ticketed gatherings the Insider owns end-to-end: member mixers, a "new to Chattanooga" newcomer night, themed tasting walks, and eventually an annual signature festival. Local consumer events cluster at a </w:t>
       </w:r>
       <w:r>
         <w:rPr>
@@ -3519,7 +3519,7 @@
         <w:rPr>
           <w:sz w:val="21"/>
         </w:rPr>
-        <w:t xml:space="preserve"> basis. The Scout brings the audience and promotion; the partner brings the space and operations; risk and cost are shared. This is the capital-light way to run frequent events without owning infrastructure.</w:t>
+        <w:t xml:space="preserve"> basis. The Insider brings the audience and promotion; the partner brings the space and operations; risk and cost are shared. This is the capital-light way to run frequent events without owning infrastructure.</w:t>
       </w:r>
     </w:p>
     <w:p>
@@ -4672,7 +4672,7 @@
           <w:i w:val="0"/>
           <w:sz w:val="22"/>
         </w:rPr>
-        <w:t xml:space="preserve"> — the Scout's 'Just Licensed / Coming Soon' intel, delivered to members before the city knows. A concrete, unique reason to upgrade that lifts both conversion and retention.</w:t>
+        <w:t xml:space="preserve"> — the Insider's 'Just Licensed / Coming Soon' intel, delivered to members before the city knows. A concrete, unique reason to upgrade that lifts both conversion and retention.</w:t>
       </w:r>
     </w:p>
     <w:p>
@@ -4693,7 +4693,7 @@
           <w:i w:val="0"/>
           <w:sz w:val="22"/>
         </w:rPr>
-        <w:t xml:space="preserve"> The engine *sources*; humans *own the trust*. AI finds and pre-vets; a real person verifies, visits, and writes in the Scout's voice. The moment it reads like an automated directory, the moat collapses — so the engine stays an internal weapon, never the product.</w:t>
+        <w:t xml:space="preserve"> The engine *sources*; humans *own the trust*. AI finds and pre-vets; a real person verifies, visits, and writes in the Insider's voice. The moment it reads like an automated directory, the moat collapses — so the engine stays an internal weapon, never the product.</w:t>
       </w:r>
     </w:p>
     <w:p>
@@ -5505,7 +5505,7 @@
           <w:color w:val="2A9D8F"/>
           <w:sz w:val="27"/>
         </w:rPr>
-        <w:t>4.6 Scout Insights — a fourth, walled revenue line (at scale)</w:t>
+        <w:t>4.6 Insider Insights — a fourth, walled revenue line (at scale)</w:t>
       </w:r>
     </w:p>
     <w:p>
@@ -5526,7 +5526,7 @@
           <w:i w:val="0"/>
           <w:sz w:val="22"/>
         </w:rPr>
-        <w:t>Scout Insights</w:t>
+        <w:t>Insider Insights</w:t>
       </w:r>
       <w:r>
         <w:rPr>
@@ -5569,7 +5569,7 @@
           <w:i w:val="0"/>
           <w:sz w:val="22"/>
         </w:rPr>
-        <w:t xml:space="preserve"> It begins as contest-based onboarding micro-surveys that collect consented, first-party profile data (age, neighborhood, life stage, interests) — which sharpen content, products, and events *immediately*, before a dollar of external revenue. The dataset deepens into an opt-in 'Scout Insiders' panel; house research ('The Scenic City Index') then establishes authority and B2B thought leadership; and only afterward do custom and sponsored panels open. (Full detail in the Scout Insights spec.)</w:t>
+        <w:t xml:space="preserve"> It begins as contest-based onboarding micro-surveys that collect consented, first-party profile data (age, neighborhood, life stage, interests) — which sharpen content, products, and events *immediately*, before a dollar of external revenue. The dataset deepens into an opt-in 'Insiders' panel; house research ('The Scenic City Index') then establishes authority and B2B thought leadership; and only afterward do custom and sponsored panels open. (Full detail in the Insider Insights spec.)</w:t>
       </w:r>
     </w:p>
     <w:p>
@@ -5664,7 +5664,7 @@
           <w:color w:val="2A9D8F"/>
           <w:sz w:val="27"/>
         </w:rPr>
-        <w:t>5.1 The weekly Scout</w:t>
+        <w:t>5.1 The weekly Insider</w:t>
       </w:r>
     </w:p>
     <w:p>
@@ -5859,7 +5859,7 @@
                 <w:b w:val="0"/>
                 <w:sz w:val="18"/>
               </w:rPr>
-              <w:t>Weekly Scout newsletter; public event listings</w:t>
+              <w:t>Weekly Insider newsletter; public event listings</w:t>
             </w:r>
           </w:p>
         </w:tc>
@@ -5938,7 +5938,7 @@
                 <w:b w:val="0"/>
                 <w:sz w:val="18"/>
               </w:rPr>
-              <w:t>Members-only deep dives &amp; archives; first word on new openings (the Scout's 'Just Licensed' intel); member event pricing; Scout Card discounts; community access</w:t>
+              <w:t>Members-only deep dives &amp; archives; first word on new openings (the Insider's 'Just Licensed' intel); member event pricing; Insider Card discounts; community access</w:t>
             </w:r>
           </w:p>
         </w:tc>
@@ -6084,7 +6084,7 @@
           <w:i w:val="0"/>
           <w:sz w:val="22"/>
         </w:rPr>
-        <w:t>The business is designed as an ascending ladder of commitment: a reader discovers the free Scout → becomes a habitual reader → attends a free or low-cost event → buys a guide or merch → converts to membership → upgrades to founding member and attends signature events. Each rung deepens the relationship and raises lifetime value, and every rung is reader-aligned.</w:t>
+        <w:t>The business is designed as an ascending ladder of commitment: a reader discovers the free Insider → becomes a habitual reader → attends a free or low-cost event → buys a guide or merch → converts to membership → upgrades to founding member and attends signature events. Each rung deepens the relationship and raises lifetime value, and every rung is reader-aligned.</w:t>
       </w:r>
     </w:p>
     <w:p>
@@ -6621,7 +6621,7 @@
                 <w:color w:val="FFFFFF"/>
                 <w:sz w:val="17"/>
               </w:rPr>
-              <w:t>Est. net to Scout</w:t>
+              <w:t>Est. net to Insider</w:t>
             </w:r>
           </w:p>
         </w:tc>
@@ -7144,7 +7144,7 @@
           <w:i w:val="0"/>
           <w:sz w:val="22"/>
         </w:rPr>
-        <w:t xml:space="preserve">Joint-venture structures keep events capital-light: the partner supplies the venue, alcohol license, and operations; the Scout supplies the audience and promotion; the two share gate and/or food-and-beverage revenue. Note that because the Scout takes no in-newsletter sponsorship, </w:t>
+        <w:t xml:space="preserve">Joint-venture structures keep events capital-light: the partner supplies the venue, alcohol license, and operations; the Insider supplies the audience and promotion; the two share gate and/or food-and-beverage revenue. Note that because the Insider takes no in-newsletter sponsorship, </w:t>
       </w:r>
       <w:r>
         <w:rPr>
@@ -7185,7 +7185,7 @@
           <w:i w:val="0"/>
           <w:sz w:val="22"/>
         </w:rPr>
-        <w:t>Merchandise begins print-on-demand (zero inventory risk) and shifts proven designs to bulk screen-print (~$17/unit vs ~$42 on-demand) once demand is validated. Digital guides carry near-100% margins after creation. The Scout Card discount program is a recurring, partner-funded member perk that costs the Scout little and deepens member value. A job board/classifieds line adds modest, passive revenue ($200+/30-day listing).</w:t>
+        <w:t>Merchandise begins print-on-demand (zero inventory risk) and shifts proven designs to bulk screen-print (~$17/unit vs ~$42 on-demand) once demand is validated. Digital guides carry near-100% margins after creation. The Insider Card discount program is a recurring, partner-funded member perk that costs the Insider little and deepens member value. A job board/classifieds line adds modest, passive revenue ($200+/30-day listing).</w:t>
       </w:r>
     </w:p>
     <w:p>
@@ -7313,7 +7313,7 @@
         <w:rPr>
           <w:sz w:val="21"/>
         </w:rPr>
-        <w:t xml:space="preserve"> Short-form local video and Instagram/Facebook (where ~60% of younger residents discover events) drive inbound signups; the Scout's POV makes it shareable.</w:t>
+        <w:t xml:space="preserve"> Short-form local video and Instagram/Facebook (where ~60% of younger residents discover events) drive inbound signups; the Insider's POV makes it shareable.</w:t>
       </w:r>
     </w:p>
     <w:p>
@@ -8508,7 +8508,7 @@
         <w:rPr>
           <w:sz w:val="21"/>
         </w:rPr>
-        <w:t>Products scale with brand: merch, guides, Scout Card, specialty items.</w:t>
+        <w:t>Products scale with brand: merch, guides, Insider Card, specialty items.</w:t>
       </w:r>
     </w:p>
     <w:p>
@@ -11006,7 +11006,7 @@
                 <w:b w:val="0"/>
                 <w:sz w:val="19"/>
               </w:rPr>
-              <w:t>Publish first weekly Scout; activate referral program; host launch event.</w:t>
+              <w:t>Publish first weekly Insider; activate referral program; host launch event.</w:t>
             </w:r>
           </w:p>
         </w:tc>
@@ -11088,7 +11088,7 @@
                 <w:b w:val="0"/>
                 <w:sz w:val="19"/>
               </w:rPr>
-              <w:t>Scale to ~16,000 free / ~850 members; 7 events incl. quarterly ticketed; add part-time editor; launch Scout Card.</w:t>
+              <w:t>Scale to ~16,000 free / ~850 members; 7 events incl. quarterly ticketed; add part-time editor; launch Insider Card.</w:t>
             </w:r>
           </w:p>
         </w:tc>
